--- a/ATIQ AHMED_timetable.docx
+++ b/ATIQ AHMED_timetable.docx
@@ -140,7 +140,7 @@
           </w:tcPr>
           <w:p>
             <w:r>
-              <w:t>9E</w:t>
+              <w:t>10C</w:t>
               <w:br/>
               <w:t>MATHS</w:t>
             </w:r>
@@ -175,7 +175,11 @@
             <w:tcW w:type="dxa" w:w="1080"/>
           </w:tcPr>
           <w:p>
-            <w:r/>
+            <w:r>
+              <w:t>9E</w:t>
+              <w:br/>
+              <w:t>MATHS</w:t>
+            </w:r>
           </w:p>
         </w:tc>
         <w:tc>
@@ -223,7 +227,11 @@
             <w:tcW w:type="dxa" w:w="1080"/>
           </w:tcPr>
           <w:p>
-            <w:r/>
+            <w:r>
+              <w:t>10C</w:t>
+              <w:br/>
+              <w:t>MATHS</w:t>
+            </w:r>
           </w:p>
         </w:tc>
         <w:tc>
@@ -232,7 +240,19 @@
           </w:tcPr>
           <w:p>
             <w:r>
-              <w:t>8B</w:t>
+              <w:t>10C</w:t>
+              <w:br/>
+              <w:t>MATHS</w:t>
+            </w:r>
+          </w:p>
+        </w:tc>
+        <w:tc>
+          <w:tcPr>
+            <w:tcW w:type="dxa" w:w="1080"/>
+          </w:tcPr>
+          <w:p>
+            <w:r>
+              <w:t>10B</w:t>
               <w:br/>
               <w:t>MATHS</w:t>
             </w:r>
@@ -245,18 +265,6 @@
           <w:p>
             <w:r>
               <w:t>8B</w:t>
-              <w:br/>
-              <w:t>MATHS</w:t>
-            </w:r>
-          </w:p>
-        </w:tc>
-        <w:tc>
-          <w:tcPr>
-            <w:tcW w:type="dxa" w:w="1080"/>
-          </w:tcPr>
-          <w:p>
-            <w:r>
-              <w:t>10B</w:t>
               <w:br/>
               <w:t>MATHS</w:t>
             </w:r>
@@ -299,8 +307,16 @@
             <w:tcW w:type="dxa" w:w="1080"/>
           </w:tcPr>
           <w:p>
+            <w:r/>
+          </w:p>
+        </w:tc>
+        <w:tc>
+          <w:tcPr>
+            <w:tcW w:type="dxa" w:w="1080"/>
+          </w:tcPr>
+          <w:p>
             <w:r>
-              <w:t>8B</w:t>
+              <w:t>10B</w:t>
               <w:br/>
               <w:t>MATHS</w:t>
             </w:r>
@@ -312,7 +328,7 @@
           </w:tcPr>
           <w:p>
             <w:r>
-              <w:t>10C</w:t>
+              <w:t>9E</w:t>
               <w:br/>
               <w:t>MATHS</w:t>
             </w:r>
@@ -323,7 +339,11 @@
             <w:tcW w:type="dxa" w:w="1080"/>
           </w:tcPr>
           <w:p>
-            <w:r/>
+            <w:r>
+              <w:t>10B</w:t>
+              <w:br/>
+              <w:t>MATHS</w:t>
+            </w:r>
           </w:p>
         </w:tc>
         <w:tc>
@@ -331,15 +351,11 @@
             <w:tcW w:type="dxa" w:w="1080"/>
           </w:tcPr>
           <w:p>
-            <w:r/>
-          </w:p>
-        </w:tc>
-        <w:tc>
-          <w:tcPr>
-            <w:tcW w:type="dxa" w:w="1080"/>
-          </w:tcPr>
-          <w:p>
-            <w:r/>
+            <w:r>
+              <w:t>8B</w:t>
+              <w:br/>
+              <w:t>MATHS</w:t>
+            </w:r>
           </w:p>
         </w:tc>
         <w:tc>
@@ -380,10 +396,18 @@
           </w:tcPr>
           <w:p>
             <w:r>
-              <w:t>9E</w:t>
+              <w:t>8B</w:t>
               <w:br/>
               <w:t>MATHS</w:t>
             </w:r>
+          </w:p>
+        </w:tc>
+        <w:tc>
+          <w:tcPr>
+            <w:tcW w:type="dxa" w:w="1080"/>
+          </w:tcPr>
+          <w:p>
+            <w:r/>
           </w:p>
         </w:tc>
         <w:tc>
@@ -403,11 +427,7 @@
             <w:tcW w:type="dxa" w:w="1080"/>
           </w:tcPr>
           <w:p>
-            <w:r>
-              <w:t>8B</w:t>
-              <w:br/>
-              <w:t>MATHS</w:t>
-            </w:r>
+            <w:r/>
           </w:p>
         </w:tc>
         <w:tc>
@@ -415,23 +435,7 @@
             <w:tcW w:type="dxa" w:w="1080"/>
           </w:tcPr>
           <w:p>
-            <w:r>
-              <w:t>10B</w:t>
-              <w:br/>
-              <w:t>MATHS</w:t>
-            </w:r>
-          </w:p>
-        </w:tc>
-        <w:tc>
-          <w:tcPr>
-            <w:tcW w:type="dxa" w:w="1080"/>
-          </w:tcPr>
-          <w:p>
-            <w:r>
-              <w:t>8B</w:t>
-              <w:br/>
-              <w:t>MATHS</w:t>
-            </w:r>
+            <w:r/>
           </w:p>
         </w:tc>
         <w:tc>
@@ -441,96 +445,6 @@
           <w:p>
             <w:r>
               <w:t>9:50-10:25</w:t>
-            </w:r>
-          </w:p>
-        </w:tc>
-      </w:tr>
-      <w:tr>
-        <w:tc>
-          <w:tcPr>
-            <w:tcW w:type="dxa" w:w="1080"/>
-          </w:tcPr>
-          <w:p>
-            <w:r>
-              <w:t>P5</w:t>
-            </w:r>
-          </w:p>
-        </w:tc>
-        <w:tc>
-          <w:tcPr>
-            <w:tcW w:type="dxa" w:w="1080"/>
-          </w:tcPr>
-          <w:p>
-            <w:r>
-              <w:t>10:50-11:30</w:t>
-            </w:r>
-          </w:p>
-        </w:tc>
-        <w:tc>
-          <w:tcPr>
-            <w:tcW w:type="dxa" w:w="1080"/>
-          </w:tcPr>
-          <w:p>
-            <w:r>
-              <w:t>10C</w:t>
-              <w:br/>
-              <w:t>MATHS</w:t>
-            </w:r>
-          </w:p>
-        </w:tc>
-        <w:tc>
-          <w:tcPr>
-            <w:tcW w:type="dxa" w:w="1080"/>
-          </w:tcPr>
-          <w:p>
-            <w:r>
-              <w:t>8B</w:t>
-              <w:br/>
-              <w:t>MATHS</w:t>
-            </w:r>
-          </w:p>
-        </w:tc>
-        <w:tc>
-          <w:tcPr>
-            <w:tcW w:type="dxa" w:w="1080"/>
-          </w:tcPr>
-          <w:p>
-            <w:r>
-              <w:t>10C</w:t>
-              <w:br/>
-              <w:t>MATHS</w:t>
-            </w:r>
-          </w:p>
-        </w:tc>
-        <w:tc>
-          <w:tcPr>
-            <w:tcW w:type="dxa" w:w="1080"/>
-          </w:tcPr>
-          <w:p>
-            <w:r>
-              <w:t>9E</w:t>
-              <w:br/>
-              <w:t>MATHS</w:t>
-            </w:r>
-          </w:p>
-        </w:tc>
-        <w:tc>
-          <w:tcPr>
-            <w:tcW w:type="dxa" w:w="1080"/>
-          </w:tcPr>
-          <w:p>
-            <w:r>
-              <w:t>Lunch</w:t>
-            </w:r>
-          </w:p>
-        </w:tc>
-        <w:tc>
-          <w:tcPr>
-            <w:tcW w:type="dxa" w:w="1080"/>
-          </w:tcPr>
-          <w:p>
-            <w:r>
-              <w:t>10:55-11:35</w:t>
             </w:r>
           </w:p>
         </w:tc>
@@ -552,7 +466,7 @@
           </w:tcPr>
           <w:p>
             <w:r>
-              <w:t>11:30-12:00</w:t>
+              <w:t>10:50-11:20</w:t>
             </w:r>
           </w:p>
         </w:tc>
@@ -614,7 +528,7 @@
           </w:tcPr>
           <w:p>
             <w:r>
-              <w:t>P6</w:t>
+              <w:t>P5</w:t>
             </w:r>
           </w:p>
         </w:tc>
@@ -624,7 +538,7 @@
           </w:tcPr>
           <w:p>
             <w:r>
-              <w:t>12:00-12:40</w:t>
+              <w:t>11:20-12:00</w:t>
             </w:r>
           </w:p>
         </w:tc>
@@ -649,8 +563,16 @@
             <w:tcW w:type="dxa" w:w="1080"/>
           </w:tcPr>
           <w:p>
+            <w:r/>
+          </w:p>
+        </w:tc>
+        <w:tc>
+          <w:tcPr>
+            <w:tcW w:type="dxa" w:w="1080"/>
+          </w:tcPr>
+          <w:p>
             <w:r>
-              <w:t>9E</w:t>
+              <w:t>8B</w:t>
               <w:br/>
               <w:t>MATHS</w:t>
             </w:r>
@@ -674,7 +596,83 @@
           </w:tcPr>
           <w:p>
             <w:r>
+              <w:t>10:55-11:35</w:t>
+            </w:r>
+          </w:p>
+        </w:tc>
+      </w:tr>
+      <w:tr>
+        <w:tc>
+          <w:tcPr>
+            <w:tcW w:type="dxa" w:w="1080"/>
+          </w:tcPr>
+          <w:p>
+            <w:r>
+              <w:t>P6</w:t>
+            </w:r>
+          </w:p>
+        </w:tc>
+        <w:tc>
+          <w:tcPr>
+            <w:tcW w:type="dxa" w:w="1080"/>
+          </w:tcPr>
+          <w:p>
+            <w:r>
+              <w:t>12:00-12:40</w:t>
+            </w:r>
+          </w:p>
+        </w:tc>
+        <w:tc>
+          <w:tcPr>
+            <w:tcW w:type="dxa" w:w="1080"/>
+          </w:tcPr>
+          <w:p>
+            <w:r>
+              <w:t>9E</w:t>
+              <w:br/>
+              <w:t>MATHS</w:t>
+            </w:r>
+          </w:p>
+        </w:tc>
+        <w:tc>
+          <w:tcPr>
+            <w:tcW w:type="dxa" w:w="1080"/>
+          </w:tcPr>
+          <w:p>
+            <w:r>
+              <w:t>9E</w:t>
+              <w:br/>
+              <w:t>MATHS</w:t>
+            </w:r>
+          </w:p>
+        </w:tc>
+        <w:tc>
+          <w:tcPr>
+            <w:tcW w:type="dxa" w:w="1080"/>
+          </w:tcPr>
+          <w:p>
+            <w:r/>
+          </w:p>
+        </w:tc>
+        <w:tc>
+          <w:tcPr>
+            <w:tcW w:type="dxa" w:w="1080"/>
+          </w:tcPr>
+          <w:p>
+            <w:r>
               <w:t>10C</w:t>
+              <w:br/>
+              <w:t>MATHS</w:t>
+            </w:r>
+          </w:p>
+        </w:tc>
+        <w:tc>
+          <w:tcPr>
+            <w:tcW w:type="dxa" w:w="1080"/>
+          </w:tcPr>
+          <w:p>
+            <w:r>
+              <w:t>10B</w:t>
               <w:br/>
               <w:t>MATHS</w:t>
             </w:r>
@@ -718,18 +716,6 @@
           </w:tcPr>
           <w:p>
             <w:r>
-              <w:t>9E</w:t>
-              <w:br/>
-              <w:t>MATHS</w:t>
-            </w:r>
-          </w:p>
-        </w:tc>
-        <w:tc>
-          <w:tcPr>
-            <w:tcW w:type="dxa" w:w="1080"/>
-          </w:tcPr>
-          <w:p>
-            <w:r>
               <w:t>10B</w:t>
               <w:br/>
               <w:t>MATHS</w:t>
@@ -741,8 +727,16 @@
             <w:tcW w:type="dxa" w:w="1080"/>
           </w:tcPr>
           <w:p>
+            <w:r/>
+          </w:p>
+        </w:tc>
+        <w:tc>
+          <w:tcPr>
+            <w:tcW w:type="dxa" w:w="1080"/>
+          </w:tcPr>
+          <w:p>
             <w:r>
-              <w:t>10B</w:t>
+              <w:t>8B</w:t>
               <w:br/>
               <w:t>MATHS</w:t>
             </w:r>
@@ -800,7 +794,19 @@
           </w:tcPr>
           <w:p>
             <w:r>
-              <w:t>10B</w:t>
+              <w:t>10C</w:t>
+              <w:br/>
+              <w:t>MATHS</w:t>
+            </w:r>
+          </w:p>
+        </w:tc>
+        <w:tc>
+          <w:tcPr>
+            <w:tcW w:type="dxa" w:w="1080"/>
+          </w:tcPr>
+          <w:p>
+            <w:r>
+              <w:t>8B</w:t>
               <w:br/>
               <w:t>MATHS</w:t>
             </w:r>
@@ -824,18 +830,10 @@
           </w:tcPr>
           <w:p>
             <w:r>
-              <w:t>10C</w:t>
+              <w:t>9E</w:t>
               <w:br/>
               <w:t>MATHS</w:t>
             </w:r>
-          </w:p>
-        </w:tc>
-        <w:tc>
-          <w:tcPr>
-            <w:tcW w:type="dxa" w:w="1080"/>
-          </w:tcPr>
-          <w:p>
-            <w:r/>
           </w:p>
         </w:tc>
         <w:tc>

--- a/ATIQ AHMED_timetable.docx
+++ b/ATIQ AHMED_timetable.docx
@@ -22,92 +22,116 @@
         <w:tblLook w:firstColumn="1" w:firstRow="1" w:lastColumn="0" w:lastRow="0" w:noHBand="0" w:noVBand="1" w:val="04A0"/>
       </w:tblPr>
       <w:tblGrid>
-        <w:gridCol w:w="1080"/>
-        <w:gridCol w:w="1080"/>
-        <w:gridCol w:w="1080"/>
-        <w:gridCol w:w="1080"/>
-        <w:gridCol w:w="1080"/>
-        <w:gridCol w:w="1080"/>
-        <w:gridCol w:w="1080"/>
-        <w:gridCol w:w="1080"/>
+        <w:gridCol w:w="1530"/>
+        <w:gridCol w:w="1530"/>
+        <w:gridCol w:w="1530"/>
+        <w:gridCol w:w="1530"/>
+        <w:gridCol w:w="1530"/>
+        <w:gridCol w:w="1530"/>
+        <w:gridCol w:w="1530"/>
+        <w:gridCol w:w="1530"/>
       </w:tblGrid>
       <w:tr>
         <w:tc>
           <w:tcPr>
-            <w:tcW w:type="dxa" w:w="1080"/>
+            <w:tcW w:type="dxa" w:w="1530"/>
           </w:tcPr>
           <w:p>
             <w:r>
+              <w:rPr>
+                <w:b/>
+              </w:rPr>
               <w:t>Period</w:t>
             </w:r>
           </w:p>
         </w:tc>
         <w:tc>
           <w:tcPr>
-            <w:tcW w:type="dxa" w:w="1080"/>
+            <w:tcW w:type="dxa" w:w="1530"/>
           </w:tcPr>
           <w:p>
             <w:r>
-              <w:t>Mon-Thu Time</w:t>
+              <w:rPr>
+                <w:b/>
+              </w:rPr>
+              <w:t>Mon-Wed Time</w:t>
             </w:r>
           </w:p>
         </w:tc>
         <w:tc>
           <w:tcPr>
-            <w:tcW w:type="dxa" w:w="1080"/>
+            <w:tcW w:type="dxa" w:w="1530"/>
           </w:tcPr>
           <w:p>
             <w:r>
+              <w:rPr>
+                <w:b/>
+              </w:rPr>
               <w:t>Mon</w:t>
             </w:r>
           </w:p>
         </w:tc>
         <w:tc>
           <w:tcPr>
-            <w:tcW w:type="dxa" w:w="1080"/>
+            <w:tcW w:type="dxa" w:w="1530"/>
           </w:tcPr>
           <w:p>
             <w:r>
+              <w:rPr>
+                <w:b/>
+              </w:rPr>
               <w:t>Tue</w:t>
             </w:r>
           </w:p>
         </w:tc>
         <w:tc>
           <w:tcPr>
-            <w:tcW w:type="dxa" w:w="1080"/>
+            <w:tcW w:type="dxa" w:w="1530"/>
           </w:tcPr>
           <w:p>
             <w:r>
+              <w:rPr>
+                <w:b/>
+              </w:rPr>
               <w:t>Wed</w:t>
             </w:r>
           </w:p>
         </w:tc>
         <w:tc>
           <w:tcPr>
-            <w:tcW w:type="dxa" w:w="1080"/>
+            <w:tcW w:type="dxa" w:w="1530"/>
           </w:tcPr>
           <w:p>
             <w:r>
+              <w:rPr>
+                <w:b/>
+              </w:rPr>
               <w:t>Thu</w:t>
             </w:r>
           </w:p>
         </w:tc>
         <w:tc>
           <w:tcPr>
-            <w:tcW w:type="dxa" w:w="1080"/>
+            <w:tcW w:type="dxa" w:w="1530"/>
           </w:tcPr>
           <w:p>
             <w:r>
+              <w:rPr>
+                <w:b/>
+              </w:rPr>
               <w:t>Fri</w:t>
             </w:r>
           </w:p>
         </w:tc>
         <w:tc>
           <w:tcPr>
-            <w:tcW w:type="dxa" w:w="1080"/>
+            <w:tcW w:type="dxa" w:w="1530"/>
           </w:tcPr>
           <w:p>
             <w:r>
+              <w:rPr>
+                <w:b/>
+              </w:rPr>
               <w:t>Fri Time</w:t>
             </w:r>
           </w:p>
@@ -116,7 +140,7 @@
       <w:tr>
         <w:tc>
           <w:tcPr>
-            <w:tcW w:type="dxa" w:w="1080"/>
+            <w:tcW w:type="dxa" w:w="1530"/>
           </w:tcPr>
           <w:p>
             <w:r>
@@ -126,7 +150,7 @@
         </w:tc>
         <w:tc>
           <w:tcPr>
-            <w:tcW w:type="dxa" w:w="1080"/>
+            <w:tcW w:type="dxa" w:w="1530"/>
           </w:tcPr>
           <w:p>
             <w:r>
@@ -136,7 +160,7 @@
         </w:tc>
         <w:tc>
           <w:tcPr>
-            <w:tcW w:type="dxa" w:w="1080"/>
+            <w:tcW w:type="dxa" w:w="1530"/>
           </w:tcPr>
           <w:p>
             <w:r>
@@ -148,7 +172,7 @@
         </w:tc>
         <w:tc>
           <w:tcPr>
-            <w:tcW w:type="dxa" w:w="1080"/>
+            <w:tcW w:type="dxa" w:w="1530"/>
           </w:tcPr>
           <w:p>
             <w:r/>
@@ -156,7 +180,7 @@
         </w:tc>
         <w:tc>
           <w:tcPr>
-            <w:tcW w:type="dxa" w:w="1080"/>
+            <w:tcW w:type="dxa" w:w="1530"/>
           </w:tcPr>
           <w:p>
             <w:r/>
@@ -164,7 +188,7 @@
         </w:tc>
         <w:tc>
           <w:tcPr>
-            <w:tcW w:type="dxa" w:w="1080"/>
+            <w:tcW w:type="dxa" w:w="1530"/>
           </w:tcPr>
           <w:p>
             <w:r/>
@@ -172,7 +196,71 @@
         </w:tc>
         <w:tc>
           <w:tcPr>
-            <w:tcW w:type="dxa" w:w="1080"/>
+            <w:tcW w:type="dxa" w:w="1530"/>
+          </w:tcPr>
+          <w:p>
+            <w:r>
+              <w:t>10B</w:t>
+              <w:br/>
+              <w:t>MATHS</w:t>
+            </w:r>
+          </w:p>
+        </w:tc>
+        <w:tc>
+          <w:tcPr>
+            <w:tcW w:type="dxa" w:w="1530"/>
+          </w:tcPr>
+          <w:p>
+            <w:r>
+              <w:t>8:00-8:40</w:t>
+            </w:r>
+          </w:p>
+        </w:tc>
+      </w:tr>
+      <w:tr>
+        <w:tc>
+          <w:tcPr>
+            <w:tcW w:type="dxa" w:w="1530"/>
+          </w:tcPr>
+          <w:p>
+            <w:r>
+              <w:t>P2</w:t>
+            </w:r>
+          </w:p>
+        </w:tc>
+        <w:tc>
+          <w:tcPr>
+            <w:tcW w:type="dxa" w:w="1530"/>
+          </w:tcPr>
+          <w:p>
+            <w:r>
+              <w:t>8:50-9:30</w:t>
+            </w:r>
+          </w:p>
+        </w:tc>
+        <w:tc>
+          <w:tcPr>
+            <w:tcW w:type="dxa" w:w="1530"/>
+          </w:tcPr>
+          <w:p>
+            <w:r/>
+          </w:p>
+        </w:tc>
+        <w:tc>
+          <w:tcPr>
+            <w:tcW w:type="dxa" w:w="1530"/>
+          </w:tcPr>
+          <w:p>
+            <w:r>
+              <w:t>8B</w:t>
+              <w:br/>
+              <w:t>MATHS</w:t>
+            </w:r>
+          </w:p>
+        </w:tc>
+        <w:tc>
+          <w:tcPr>
+            <w:tcW w:type="dxa" w:w="1530"/>
           </w:tcPr>
           <w:p>
             <w:r>
@@ -184,11 +272,35 @@
         </w:tc>
         <w:tc>
           <w:tcPr>
-            <w:tcW w:type="dxa" w:w="1080"/>
+            <w:tcW w:type="dxa" w:w="1530"/>
           </w:tcPr>
           <w:p>
             <w:r>
-              <w:t>8:00-8:40</w:t>
+              <w:t>10B</w:t>
+              <w:br/>
+              <w:t>MATHS</w:t>
+            </w:r>
+          </w:p>
+        </w:tc>
+        <w:tc>
+          <w:tcPr>
+            <w:tcW w:type="dxa" w:w="1530"/>
+          </w:tcPr>
+          <w:p>
+            <w:r>
+              <w:t>9E</w:t>
+              <w:br/>
+              <w:t>MATHS</w:t>
+            </w:r>
+          </w:p>
+        </w:tc>
+        <w:tc>
+          <w:tcPr>
+            <w:tcW w:type="dxa" w:w="1530"/>
+          </w:tcPr>
+          <w:p>
+            <w:r>
+              <w:t>8:40-9:15</w:t>
             </w:r>
           </w:p>
         </w:tc>
@@ -196,27 +308,27 @@
       <w:tr>
         <w:tc>
           <w:tcPr>
-            <w:tcW w:type="dxa" w:w="1080"/>
+            <w:tcW w:type="dxa" w:w="1530"/>
           </w:tcPr>
           <w:p>
             <w:r>
-              <w:t>P2</w:t>
+              <w:t>P3</w:t>
             </w:r>
           </w:p>
         </w:tc>
         <w:tc>
           <w:tcPr>
-            <w:tcW w:type="dxa" w:w="1080"/>
+            <w:tcW w:type="dxa" w:w="1530"/>
           </w:tcPr>
           <w:p>
             <w:r>
-              <w:t>8:50-9:30</w:t>
+              <w:t>9:30-10:10</w:t>
             </w:r>
           </w:p>
         </w:tc>
         <w:tc>
           <w:tcPr>
-            <w:tcW w:type="dxa" w:w="1080"/>
+            <w:tcW w:type="dxa" w:w="1530"/>
           </w:tcPr>
           <w:p>
             <w:r/>
@@ -224,7 +336,31 @@
         </w:tc>
         <w:tc>
           <w:tcPr>
-            <w:tcW w:type="dxa" w:w="1080"/>
+            <w:tcW w:type="dxa" w:w="1530"/>
+          </w:tcPr>
+          <w:p>
+            <w:r/>
+          </w:p>
+        </w:tc>
+        <w:tc>
+          <w:tcPr>
+            <w:tcW w:type="dxa" w:w="1530"/>
+          </w:tcPr>
+          <w:p>
+            <w:r/>
+          </w:p>
+        </w:tc>
+        <w:tc>
+          <w:tcPr>
+            <w:tcW w:type="dxa" w:w="1530"/>
+          </w:tcPr>
+          <w:p>
+            <w:r/>
+          </w:p>
+        </w:tc>
+        <w:tc>
+          <w:tcPr>
+            <w:tcW w:type="dxa" w:w="1530"/>
           </w:tcPr>
           <w:p>
             <w:r>
@@ -236,7 +372,295 @@
         </w:tc>
         <w:tc>
           <w:tcPr>
-            <w:tcW w:type="dxa" w:w="1080"/>
+            <w:tcW w:type="dxa" w:w="1530"/>
+          </w:tcPr>
+          <w:p>
+            <w:r>
+              <w:t>9:15-9:50</w:t>
+            </w:r>
+          </w:p>
+        </w:tc>
+      </w:tr>
+      <w:tr>
+        <w:tc>
+          <w:tcPr>
+            <w:tcW w:type="dxa" w:w="1530"/>
+          </w:tcPr>
+          <w:p>
+            <w:r>
+              <w:t>P4</w:t>
+            </w:r>
+          </w:p>
+        </w:tc>
+        <w:tc>
+          <w:tcPr>
+            <w:tcW w:type="dxa" w:w="1530"/>
+          </w:tcPr>
+          <w:p>
+            <w:r>
+              <w:t>10:10-10:50</w:t>
+            </w:r>
+          </w:p>
+        </w:tc>
+        <w:tc>
+          <w:tcPr>
+            <w:tcW w:type="dxa" w:w="1530"/>
+          </w:tcPr>
+          <w:p>
+            <w:r>
+              <w:t>9E</w:t>
+              <w:br/>
+              <w:t>MATHS</w:t>
+            </w:r>
+          </w:p>
+        </w:tc>
+        <w:tc>
+          <w:tcPr>
+            <w:tcW w:type="dxa" w:w="1530"/>
+          </w:tcPr>
+          <w:p>
+            <w:r/>
+          </w:p>
+        </w:tc>
+        <w:tc>
+          <w:tcPr>
+            <w:tcW w:type="dxa" w:w="1530"/>
+          </w:tcPr>
+          <w:p>
+            <w:r>
+              <w:t>8B</w:t>
+              <w:br/>
+              <w:t>MATHS</w:t>
+            </w:r>
+          </w:p>
+        </w:tc>
+        <w:tc>
+          <w:tcPr>
+            <w:tcW w:type="dxa" w:w="1530"/>
+          </w:tcPr>
+          <w:p>
+            <w:r>
+              <w:t>9E</w:t>
+              <w:br/>
+              <w:t>MATHS</w:t>
+            </w:r>
+          </w:p>
+        </w:tc>
+        <w:tc>
+          <w:tcPr>
+            <w:tcW w:type="dxa" w:w="1530"/>
+          </w:tcPr>
+          <w:p>
+            <w:r/>
+          </w:p>
+        </w:tc>
+        <w:tc>
+          <w:tcPr>
+            <w:tcW w:type="dxa" w:w="1530"/>
+          </w:tcPr>
+          <w:p>
+            <w:r>
+              <w:t>9:50-10:25</w:t>
+            </w:r>
+          </w:p>
+        </w:tc>
+      </w:tr>
+      <w:tr>
+        <w:tc>
+          <w:tcPr>
+            <w:tcW w:type="dxa" w:w="1530"/>
+          </w:tcPr>
+          <w:p>
+            <w:r>
+              <w:t>Lunch</w:t>
+            </w:r>
+          </w:p>
+        </w:tc>
+        <w:tc>
+          <w:tcPr>
+            <w:tcW w:type="dxa" w:w="1530"/>
+          </w:tcPr>
+          <w:p>
+            <w:r>
+              <w:t>10:50-11:20</w:t>
+            </w:r>
+          </w:p>
+        </w:tc>
+        <w:tc>
+          <w:tcPr>
+            <w:tcW w:type="dxa" w:w="1530"/>
+          </w:tcPr>
+          <w:p>
+            <w:r/>
+          </w:p>
+        </w:tc>
+        <w:tc>
+          <w:tcPr>
+            <w:tcW w:type="dxa" w:w="1530"/>
+          </w:tcPr>
+          <w:p>
+            <w:r/>
+          </w:p>
+        </w:tc>
+        <w:tc>
+          <w:tcPr>
+            <w:tcW w:type="dxa" w:w="1530"/>
+          </w:tcPr>
+          <w:p>
+            <w:r/>
+          </w:p>
+        </w:tc>
+        <w:tc>
+          <w:tcPr>
+            <w:tcW w:type="dxa" w:w="1530"/>
+          </w:tcPr>
+          <w:p>
+            <w:r/>
+          </w:p>
+        </w:tc>
+        <w:tc>
+          <w:tcPr>
+            <w:tcW w:type="dxa" w:w="1530"/>
+          </w:tcPr>
+          <w:p>
+            <w:r/>
+          </w:p>
+        </w:tc>
+        <w:tc>
+          <w:tcPr>
+            <w:tcW w:type="dxa" w:w="1530"/>
+          </w:tcPr>
+          <w:p>
+            <w:r>
+              <w:t>10:25-10:55</w:t>
+            </w:r>
+          </w:p>
+        </w:tc>
+      </w:tr>
+      <w:tr>
+        <w:tc>
+          <w:tcPr>
+            <w:tcW w:type="dxa" w:w="1530"/>
+          </w:tcPr>
+          <w:p>
+            <w:r>
+              <w:t>P5</w:t>
+            </w:r>
+          </w:p>
+        </w:tc>
+        <w:tc>
+          <w:tcPr>
+            <w:tcW w:type="dxa" w:w="1530"/>
+          </w:tcPr>
+          <w:p>
+            <w:r>
+              <w:t>11:20-12:00</w:t>
+            </w:r>
+          </w:p>
+        </w:tc>
+        <w:tc>
+          <w:tcPr>
+            <w:tcW w:type="dxa" w:w="1530"/>
+          </w:tcPr>
+          <w:p>
+            <w:r/>
+          </w:p>
+        </w:tc>
+        <w:tc>
+          <w:tcPr>
+            <w:tcW w:type="dxa" w:w="1530"/>
+          </w:tcPr>
+          <w:p>
+            <w:r>
+              <w:t>9E</w:t>
+              <w:br/>
+              <w:t>MATHS</w:t>
+            </w:r>
+          </w:p>
+        </w:tc>
+        <w:tc>
+          <w:tcPr>
+            <w:tcW w:type="dxa" w:w="1530"/>
+          </w:tcPr>
+          <w:p>
+            <w:r>
+              <w:t>8B</w:t>
+              <w:br/>
+              <w:t>MATHS</w:t>
+            </w:r>
+          </w:p>
+        </w:tc>
+        <w:tc>
+          <w:tcPr>
+            <w:tcW w:type="dxa" w:w="1530"/>
+          </w:tcPr>
+          <w:p>
+            <w:r>
+              <w:t>9E</w:t>
+              <w:br/>
+              <w:t>MATHS</w:t>
+            </w:r>
+          </w:p>
+        </w:tc>
+        <w:tc>
+          <w:tcPr>
+            <w:tcW w:type="dxa" w:w="1530"/>
+          </w:tcPr>
+          <w:p>
+            <w:r>
+              <w:t>8B</w:t>
+              <w:br/>
+              <w:t>MATHS</w:t>
+            </w:r>
+          </w:p>
+        </w:tc>
+        <w:tc>
+          <w:tcPr>
+            <w:tcW w:type="dxa" w:w="1530"/>
+          </w:tcPr>
+          <w:p>
+            <w:r>
+              <w:t>10:55-11:35</w:t>
+            </w:r>
+          </w:p>
+        </w:tc>
+      </w:tr>
+      <w:tr>
+        <w:tc>
+          <w:tcPr>
+            <w:tcW w:type="dxa" w:w="1530"/>
+          </w:tcPr>
+          <w:p>
+            <w:r>
+              <w:t>P6</w:t>
+            </w:r>
+          </w:p>
+        </w:tc>
+        <w:tc>
+          <w:tcPr>
+            <w:tcW w:type="dxa" w:w="1530"/>
+          </w:tcPr>
+          <w:p>
+            <w:r>
+              <w:t>12:00-12:40</w:t>
+            </w:r>
+          </w:p>
+        </w:tc>
+        <w:tc>
+          <w:tcPr>
+            <w:tcW w:type="dxa" w:w="1530"/>
+          </w:tcPr>
+          <w:p>
+            <w:r>
+              <w:t>10B</w:t>
+              <w:br/>
+              <w:t>MATHS</w:t>
+            </w:r>
+          </w:p>
+        </w:tc>
+        <w:tc>
+          <w:tcPr>
+            <w:tcW w:type="dxa" w:w="1530"/>
           </w:tcPr>
           <w:p>
             <w:r>
@@ -248,7 +672,71 @@
         </w:tc>
         <w:tc>
           <w:tcPr>
-            <w:tcW w:type="dxa" w:w="1080"/>
+            <w:tcW w:type="dxa" w:w="1530"/>
+          </w:tcPr>
+          <w:p>
+            <w:r>
+              <w:t>10C</w:t>
+              <w:br/>
+              <w:t>MATHS</w:t>
+            </w:r>
+          </w:p>
+        </w:tc>
+        <w:tc>
+          <w:tcPr>
+            <w:tcW w:type="dxa" w:w="1530"/>
+          </w:tcPr>
+          <w:p>
+            <w:r>
+              <w:t>10C</w:t>
+              <w:br/>
+              <w:t>MATHS</w:t>
+            </w:r>
+          </w:p>
+        </w:tc>
+        <w:tc>
+          <w:tcPr>
+            <w:tcW w:type="dxa" w:w="1530"/>
+          </w:tcPr>
+          <w:p>
+            <w:r/>
+          </w:p>
+        </w:tc>
+        <w:tc>
+          <w:tcPr>
+            <w:tcW w:type="dxa" w:w="1530"/>
+          </w:tcPr>
+          <w:p>
+            <w:r>
+              <w:t>11:35-12:15</w:t>
+            </w:r>
+          </w:p>
+        </w:tc>
+      </w:tr>
+      <w:tr>
+        <w:tc>
+          <w:tcPr>
+            <w:tcW w:type="dxa" w:w="1530"/>
+          </w:tcPr>
+          <w:p>
+            <w:r>
+              <w:t>P7</w:t>
+            </w:r>
+          </w:p>
+        </w:tc>
+        <w:tc>
+          <w:tcPr>
+            <w:tcW w:type="dxa" w:w="1530"/>
+          </w:tcPr>
+          <w:p>
+            <w:r>
+              <w:t>12:40-1:20</w:t>
+            </w:r>
+          </w:p>
+        </w:tc>
+        <w:tc>
+          <w:tcPr>
+            <w:tcW w:type="dxa" w:w="1530"/>
           </w:tcPr>
           <w:p>
             <w:r>
@@ -260,7 +748,77 @@
         </w:tc>
         <w:tc>
           <w:tcPr>
-            <w:tcW w:type="dxa" w:w="1080"/>
+            <w:tcW w:type="dxa" w:w="1530"/>
+          </w:tcPr>
+          <w:p>
+            <w:r>
+              <w:t>10B</w:t>
+              <w:br/>
+              <w:t>MATHS</w:t>
+            </w:r>
+          </w:p>
+        </w:tc>
+        <w:tc>
+          <w:tcPr>
+            <w:tcW w:type="dxa" w:w="1530"/>
+          </w:tcPr>
+          <w:p>
+            <w:r>
+              <w:t>10C</w:t>
+              <w:br/>
+              <w:t>MATHS</w:t>
+            </w:r>
+          </w:p>
+        </w:tc>
+        <w:tc>
+          <w:tcPr>
+            <w:tcW w:type="dxa" w:w="1530"/>
+          </w:tcPr>
+          <w:p>
+            <w:r/>
+          </w:p>
+        </w:tc>
+        <w:tc>
+          <w:tcPr>
+            <w:tcW w:type="dxa" w:w="1530"/>
+          </w:tcPr>
+          <w:p>
+            <w:r/>
+          </w:p>
+        </w:tc>
+        <w:tc>
+          <w:tcPr>
+            <w:tcW w:type="dxa" w:w="1530"/>
+          </w:tcPr>
+          <w:p>
+            <w:r/>
+          </w:p>
+        </w:tc>
+      </w:tr>
+      <w:tr>
+        <w:tc>
+          <w:tcPr>
+            <w:tcW w:type="dxa" w:w="1530"/>
+          </w:tcPr>
+          <w:p>
+            <w:r>
+              <w:t>P8</w:t>
+            </w:r>
+          </w:p>
+        </w:tc>
+        <w:tc>
+          <w:tcPr>
+            <w:tcW w:type="dxa" w:w="1530"/>
+          </w:tcPr>
+          <w:p>
+            <w:r>
+              <w:t>1:20-2:00</w:t>
+            </w:r>
+          </w:p>
+        </w:tc>
+        <w:tc>
+          <w:tcPr>
+            <w:tcW w:type="dxa" w:w="1530"/>
           </w:tcPr>
           <w:p>
             <w:r>
@@ -272,39 +830,7 @@
         </w:tc>
         <w:tc>
           <w:tcPr>
-            <w:tcW w:type="dxa" w:w="1080"/>
-          </w:tcPr>
-          <w:p>
-            <w:r>
-              <w:t>8:40-9:15</w:t>
-            </w:r>
-          </w:p>
-        </w:tc>
-      </w:tr>
-      <w:tr>
-        <w:tc>
-          <w:tcPr>
-            <w:tcW w:type="dxa" w:w="1080"/>
-          </w:tcPr>
-          <w:p>
-            <w:r>
-              <w:t>P3</w:t>
-            </w:r>
-          </w:p>
-        </w:tc>
-        <w:tc>
-          <w:tcPr>
-            <w:tcW w:type="dxa" w:w="1080"/>
-          </w:tcPr>
-          <w:p>
-            <w:r>
-              <w:t>9:30-10:10</w:t>
-            </w:r>
-          </w:p>
-        </w:tc>
-        <w:tc>
-          <w:tcPr>
-            <w:tcW w:type="dxa" w:w="1080"/>
+            <w:tcW w:type="dxa" w:w="1530"/>
           </w:tcPr>
           <w:p>
             <w:r/>
@@ -312,7 +838,7 @@
         </w:tc>
         <w:tc>
           <w:tcPr>
-            <w:tcW w:type="dxa" w:w="1080"/>
+            <w:tcW w:type="dxa" w:w="1530"/>
           </w:tcPr>
           <w:p>
             <w:r>
@@ -324,31 +850,7 @@
         </w:tc>
         <w:tc>
           <w:tcPr>
-            <w:tcW w:type="dxa" w:w="1080"/>
-          </w:tcPr>
-          <w:p>
-            <w:r>
-              <w:t>9E</w:t>
-              <w:br/>
-              <w:t>MATHS</w:t>
-            </w:r>
-          </w:p>
-        </w:tc>
-        <w:tc>
-          <w:tcPr>
-            <w:tcW w:type="dxa" w:w="1080"/>
-          </w:tcPr>
-          <w:p>
-            <w:r>
-              <w:t>10B</w:t>
-              <w:br/>
-              <w:t>MATHS</w:t>
-            </w:r>
-          </w:p>
-        </w:tc>
-        <w:tc>
-          <w:tcPr>
-            <w:tcW w:type="dxa" w:w="1080"/>
+            <w:tcW w:type="dxa" w:w="1530"/>
           </w:tcPr>
           <w:p>
             <w:r>
@@ -360,51 +862,7 @@
         </w:tc>
         <w:tc>
           <w:tcPr>
-            <w:tcW w:type="dxa" w:w="1080"/>
-          </w:tcPr>
-          <w:p>
-            <w:r>
-              <w:t>9:15-9:50</w:t>
-            </w:r>
-          </w:p>
-        </w:tc>
-      </w:tr>
-      <w:tr>
-        <w:tc>
-          <w:tcPr>
-            <w:tcW w:type="dxa" w:w="1080"/>
-          </w:tcPr>
-          <w:p>
-            <w:r>
-              <w:t>P4</w:t>
-            </w:r>
-          </w:p>
-        </w:tc>
-        <w:tc>
-          <w:tcPr>
-            <w:tcW w:type="dxa" w:w="1080"/>
-          </w:tcPr>
-          <w:p>
-            <w:r>
-              <w:t>10:10-10:50</w:t>
-            </w:r>
-          </w:p>
-        </w:tc>
-        <w:tc>
-          <w:tcPr>
-            <w:tcW w:type="dxa" w:w="1080"/>
-          </w:tcPr>
-          <w:p>
-            <w:r>
-              <w:t>8B</w:t>
-              <w:br/>
-              <w:t>MATHS</w:t>
-            </w:r>
-          </w:p>
-        </w:tc>
-        <w:tc>
-          <w:tcPr>
-            <w:tcW w:type="dxa" w:w="1080"/>
+            <w:tcW w:type="dxa" w:w="1530"/>
           </w:tcPr>
           <w:p>
             <w:r/>
@@ -412,441 +870,7 @@
         </w:tc>
         <w:tc>
           <w:tcPr>
-            <w:tcW w:type="dxa" w:w="1080"/>
-          </w:tcPr>
-          <w:p>
-            <w:r>
-              <w:t>9E</w:t>
-              <w:br/>
-              <w:t>MATHS</w:t>
-            </w:r>
-          </w:p>
-        </w:tc>
-        <w:tc>
-          <w:tcPr>
-            <w:tcW w:type="dxa" w:w="1080"/>
-          </w:tcPr>
-          <w:p>
-            <w:r/>
-          </w:p>
-        </w:tc>
-        <w:tc>
-          <w:tcPr>
-            <w:tcW w:type="dxa" w:w="1080"/>
-          </w:tcPr>
-          <w:p>
-            <w:r/>
-          </w:p>
-        </w:tc>
-        <w:tc>
-          <w:tcPr>
-            <w:tcW w:type="dxa" w:w="1080"/>
-          </w:tcPr>
-          <w:p>
-            <w:r>
-              <w:t>9:50-10:25</w:t>
-            </w:r>
-          </w:p>
-        </w:tc>
-      </w:tr>
-      <w:tr>
-        <w:tc>
-          <w:tcPr>
-            <w:tcW w:type="dxa" w:w="1080"/>
-          </w:tcPr>
-          <w:p>
-            <w:r>
-              <w:t>Lunch</w:t>
-            </w:r>
-          </w:p>
-        </w:tc>
-        <w:tc>
-          <w:tcPr>
-            <w:tcW w:type="dxa" w:w="1080"/>
-          </w:tcPr>
-          <w:p>
-            <w:r>
-              <w:t>10:50-11:20</w:t>
-            </w:r>
-          </w:p>
-        </w:tc>
-        <w:tc>
-          <w:tcPr>
-            <w:tcW w:type="dxa" w:w="1080"/>
-          </w:tcPr>
-          <w:p>
-            <w:r/>
-          </w:p>
-        </w:tc>
-        <w:tc>
-          <w:tcPr>
-            <w:tcW w:type="dxa" w:w="1080"/>
-          </w:tcPr>
-          <w:p>
-            <w:r/>
-          </w:p>
-        </w:tc>
-        <w:tc>
-          <w:tcPr>
-            <w:tcW w:type="dxa" w:w="1080"/>
-          </w:tcPr>
-          <w:p>
-            <w:r/>
-          </w:p>
-        </w:tc>
-        <w:tc>
-          <w:tcPr>
-            <w:tcW w:type="dxa" w:w="1080"/>
-          </w:tcPr>
-          <w:p>
-            <w:r/>
-          </w:p>
-        </w:tc>
-        <w:tc>
-          <w:tcPr>
-            <w:tcW w:type="dxa" w:w="1080"/>
-          </w:tcPr>
-          <w:p>
-            <w:r/>
-          </w:p>
-        </w:tc>
-        <w:tc>
-          <w:tcPr>
-            <w:tcW w:type="dxa" w:w="1080"/>
-          </w:tcPr>
-          <w:p>
-            <w:r>
-              <w:t>10:25-10:55</w:t>
-            </w:r>
-          </w:p>
-        </w:tc>
-      </w:tr>
-      <w:tr>
-        <w:tc>
-          <w:tcPr>
-            <w:tcW w:type="dxa" w:w="1080"/>
-          </w:tcPr>
-          <w:p>
-            <w:r>
-              <w:t>P5</w:t>
-            </w:r>
-          </w:p>
-        </w:tc>
-        <w:tc>
-          <w:tcPr>
-            <w:tcW w:type="dxa" w:w="1080"/>
-          </w:tcPr>
-          <w:p>
-            <w:r>
-              <w:t>11:20-12:00</w:t>
-            </w:r>
-          </w:p>
-        </w:tc>
-        <w:tc>
-          <w:tcPr>
-            <w:tcW w:type="dxa" w:w="1080"/>
-          </w:tcPr>
-          <w:p>
-            <w:r/>
-          </w:p>
-        </w:tc>
-        <w:tc>
-          <w:tcPr>
-            <w:tcW w:type="dxa" w:w="1080"/>
-          </w:tcPr>
-          <w:p>
-            <w:r/>
-          </w:p>
-        </w:tc>
-        <w:tc>
-          <w:tcPr>
-            <w:tcW w:type="dxa" w:w="1080"/>
-          </w:tcPr>
-          <w:p>
-            <w:r/>
-          </w:p>
-        </w:tc>
-        <w:tc>
-          <w:tcPr>
-            <w:tcW w:type="dxa" w:w="1080"/>
-          </w:tcPr>
-          <w:p>
-            <w:r>
-              <w:t>8B</w:t>
-              <w:br/>
-              <w:t>MATHS</w:t>
-            </w:r>
-          </w:p>
-        </w:tc>
-        <w:tc>
-          <w:tcPr>
-            <w:tcW w:type="dxa" w:w="1080"/>
-          </w:tcPr>
-          <w:p>
-            <w:r>
-              <w:t>10C</w:t>
-              <w:br/>
-              <w:t>MATHS</w:t>
-            </w:r>
-          </w:p>
-        </w:tc>
-        <w:tc>
-          <w:tcPr>
-            <w:tcW w:type="dxa" w:w="1080"/>
-          </w:tcPr>
-          <w:p>
-            <w:r>
-              <w:t>10:55-11:35</w:t>
-            </w:r>
-          </w:p>
-        </w:tc>
-      </w:tr>
-      <w:tr>
-        <w:tc>
-          <w:tcPr>
-            <w:tcW w:type="dxa" w:w="1080"/>
-          </w:tcPr>
-          <w:p>
-            <w:r>
-              <w:t>P6</w:t>
-            </w:r>
-          </w:p>
-        </w:tc>
-        <w:tc>
-          <w:tcPr>
-            <w:tcW w:type="dxa" w:w="1080"/>
-          </w:tcPr>
-          <w:p>
-            <w:r>
-              <w:t>12:00-12:40</w:t>
-            </w:r>
-          </w:p>
-        </w:tc>
-        <w:tc>
-          <w:tcPr>
-            <w:tcW w:type="dxa" w:w="1080"/>
-          </w:tcPr>
-          <w:p>
-            <w:r>
-              <w:t>9E</w:t>
-              <w:br/>
-              <w:t>MATHS</w:t>
-            </w:r>
-          </w:p>
-        </w:tc>
-        <w:tc>
-          <w:tcPr>
-            <w:tcW w:type="dxa" w:w="1080"/>
-          </w:tcPr>
-          <w:p>
-            <w:r>
-              <w:t>9E</w:t>
-              <w:br/>
-              <w:t>MATHS</w:t>
-            </w:r>
-          </w:p>
-        </w:tc>
-        <w:tc>
-          <w:tcPr>
-            <w:tcW w:type="dxa" w:w="1080"/>
-          </w:tcPr>
-          <w:p>
-            <w:r/>
-          </w:p>
-        </w:tc>
-        <w:tc>
-          <w:tcPr>
-            <w:tcW w:type="dxa" w:w="1080"/>
-          </w:tcPr>
-          <w:p>
-            <w:r>
-              <w:t>10C</w:t>
-              <w:br/>
-              <w:t>MATHS</w:t>
-            </w:r>
-          </w:p>
-        </w:tc>
-        <w:tc>
-          <w:tcPr>
-            <w:tcW w:type="dxa" w:w="1080"/>
-          </w:tcPr>
-          <w:p>
-            <w:r>
-              <w:t>10B</w:t>
-              <w:br/>
-              <w:t>MATHS</w:t>
-            </w:r>
-          </w:p>
-        </w:tc>
-        <w:tc>
-          <w:tcPr>
-            <w:tcW w:type="dxa" w:w="1080"/>
-          </w:tcPr>
-          <w:p>
-            <w:r>
-              <w:t>11:35-12:15</w:t>
-            </w:r>
-          </w:p>
-        </w:tc>
-      </w:tr>
-      <w:tr>
-        <w:tc>
-          <w:tcPr>
-            <w:tcW w:type="dxa" w:w="1080"/>
-          </w:tcPr>
-          <w:p>
-            <w:r>
-              <w:t>P7</w:t>
-            </w:r>
-          </w:p>
-        </w:tc>
-        <w:tc>
-          <w:tcPr>
-            <w:tcW w:type="dxa" w:w="1080"/>
-          </w:tcPr>
-          <w:p>
-            <w:r>
-              <w:t>12:40-1:20</w:t>
-            </w:r>
-          </w:p>
-        </w:tc>
-        <w:tc>
-          <w:tcPr>
-            <w:tcW w:type="dxa" w:w="1080"/>
-          </w:tcPr>
-          <w:p>
-            <w:r>
-              <w:t>10B</w:t>
-              <w:br/>
-              <w:t>MATHS</w:t>
-            </w:r>
-          </w:p>
-        </w:tc>
-        <w:tc>
-          <w:tcPr>
-            <w:tcW w:type="dxa" w:w="1080"/>
-          </w:tcPr>
-          <w:p>
-            <w:r/>
-          </w:p>
-        </w:tc>
-        <w:tc>
-          <w:tcPr>
-            <w:tcW w:type="dxa" w:w="1080"/>
-          </w:tcPr>
-          <w:p>
-            <w:r>
-              <w:t>8B</w:t>
-              <w:br/>
-              <w:t>MATHS</w:t>
-            </w:r>
-          </w:p>
-        </w:tc>
-        <w:tc>
-          <w:tcPr>
-            <w:tcW w:type="dxa" w:w="1080"/>
-          </w:tcPr>
-          <w:p>
-            <w:r/>
-          </w:p>
-        </w:tc>
-        <w:tc>
-          <w:tcPr>
-            <w:tcW w:type="dxa" w:w="1080"/>
-          </w:tcPr>
-          <w:p>
-            <w:r/>
-          </w:p>
-        </w:tc>
-        <w:tc>
-          <w:tcPr>
-            <w:tcW w:type="dxa" w:w="1080"/>
-          </w:tcPr>
-          <w:p>
-            <w:r/>
-          </w:p>
-        </w:tc>
-      </w:tr>
-      <w:tr>
-        <w:tc>
-          <w:tcPr>
-            <w:tcW w:type="dxa" w:w="1080"/>
-          </w:tcPr>
-          <w:p>
-            <w:r>
-              <w:t>P8</w:t>
-            </w:r>
-          </w:p>
-        </w:tc>
-        <w:tc>
-          <w:tcPr>
-            <w:tcW w:type="dxa" w:w="1080"/>
-          </w:tcPr>
-          <w:p>
-            <w:r>
-              <w:t>1:20-2:00</w:t>
-            </w:r>
-          </w:p>
-        </w:tc>
-        <w:tc>
-          <w:tcPr>
-            <w:tcW w:type="dxa" w:w="1080"/>
-          </w:tcPr>
-          <w:p>
-            <w:r>
-              <w:t>10C</w:t>
-              <w:br/>
-              <w:t>MATHS</w:t>
-            </w:r>
-          </w:p>
-        </w:tc>
-        <w:tc>
-          <w:tcPr>
-            <w:tcW w:type="dxa" w:w="1080"/>
-          </w:tcPr>
-          <w:p>
-            <w:r>
-              <w:t>8B</w:t>
-              <w:br/>
-              <w:t>MATHS</w:t>
-            </w:r>
-          </w:p>
-        </w:tc>
-        <w:tc>
-          <w:tcPr>
-            <w:tcW w:type="dxa" w:w="1080"/>
-          </w:tcPr>
-          <w:p>
-            <w:r>
-              <w:t>10B</w:t>
-              <w:br/>
-              <w:t>MATHS</w:t>
-            </w:r>
-          </w:p>
-        </w:tc>
-        <w:tc>
-          <w:tcPr>
-            <w:tcW w:type="dxa" w:w="1080"/>
-          </w:tcPr>
-          <w:p>
-            <w:r>
-              <w:t>9E</w:t>
-              <w:br/>
-              <w:t>MATHS</w:t>
-            </w:r>
-          </w:p>
-        </w:tc>
-        <w:tc>
-          <w:tcPr>
-            <w:tcW w:type="dxa" w:w="1080"/>
-          </w:tcPr>
-          <w:p>
-            <w:r/>
-          </w:p>
-        </w:tc>
-        <w:tc>
-          <w:tcPr>
-            <w:tcW w:type="dxa" w:w="1080"/>
+            <w:tcW w:type="dxa" w:w="1530"/>
           </w:tcPr>
           <w:p>
             <w:r/>
@@ -855,7 +879,7 @@
       </w:tr>
     </w:tbl>
     <w:sectPr>
-      <w:pgSz w:w="12240" w:h="15840"/>
+      <w:pgSz w:w="15840" w:h="12240" w:orient="landscape"/>
       <w:pgMar w:top="1440" w:right="1800" w:bottom="1440" w:left="1800" w:header="720" w:footer="720" w:gutter="0"/>
       <w:cols w:space="720"/>
       <w:docGrid w:linePitch="360"/>

--- a/ATIQ AHMED_timetable.docx
+++ b/ATIQ AHMED_timetable.docx
@@ -339,7 +339,11 @@
             <w:tcW w:type="dxa" w:w="1530"/>
           </w:tcPr>
           <w:p>
-            <w:r/>
+            <w:r>
+              <w:t>10C</w:t>
+              <w:br/>
+              <w:t>MATHS</w:t>
+            </w:r>
           </w:p>
         </w:tc>
         <w:tc>
@@ -675,11 +679,7 @@
             <w:tcW w:type="dxa" w:w="1530"/>
           </w:tcPr>
           <w:p>
-            <w:r>
-              <w:t>10C</w:t>
-              <w:br/>
-              <w:t>MATHS</w:t>
-            </w:r>
+            <w:r/>
           </w:p>
         </w:tc>
         <w:tc>

--- a/ATIQ AHMED_timetable.docx
+++ b/ATIQ AHMED_timetable.docx
@@ -751,11 +751,7 @@
             <w:tcW w:type="dxa" w:w="1530"/>
           </w:tcPr>
           <w:p>
-            <w:r>
-              <w:t>10B</w:t>
-              <w:br/>
-              <w:t>MATHS</w:t>
-            </w:r>
+            <w:r/>
           </w:p>
         </w:tc>
         <w:tc>
@@ -833,7 +829,11 @@
             <w:tcW w:type="dxa" w:w="1530"/>
           </w:tcPr>
           <w:p>
-            <w:r/>
+            <w:r>
+              <w:t>10B</w:t>
+              <w:br/>
+              <w:t>MATHS</w:t>
+            </w:r>
           </w:p>
         </w:tc>
         <w:tc>

--- a/ATIQ AHMED_timetable.docx
+++ b/ATIQ AHMED_timetable.docx
@@ -163,11 +163,7 @@
             <w:tcW w:type="dxa" w:w="1530"/>
           </w:tcPr>
           <w:p>
-            <w:r>
-              <w:t>10C</w:t>
-              <w:br/>
-              <w:t>MATHS</w:t>
-            </w:r>
+            <w:r/>
           </w:p>
         </w:tc>
         <w:tc>
@@ -200,7 +196,7 @@
           </w:tcPr>
           <w:p>
             <w:r>
-              <w:t>10B</w:t>
+              <w:t>8B</w:t>
               <w:br/>
               <w:t>MATHS</w:t>
             </w:r>
@@ -243,16 +239,8 @@
             <w:tcW w:type="dxa" w:w="1530"/>
           </w:tcPr>
           <w:p>
-            <w:r/>
-          </w:p>
-        </w:tc>
-        <w:tc>
-          <w:tcPr>
-            <w:tcW w:type="dxa" w:w="1530"/>
-          </w:tcPr>
-          <w:p>
             <w:r>
-              <w:t>8B</w:t>
+              <w:t>10C</w:t>
               <w:br/>
               <w:t>MATHS</w:t>
             </w:r>
@@ -276,7 +264,19 @@
           </w:tcPr>
           <w:p>
             <w:r>
-              <w:t>10B</w:t>
+              <w:t>10C</w:t>
+              <w:br/>
+              <w:t>MATHS</w:t>
+            </w:r>
+          </w:p>
+        </w:tc>
+        <w:tc>
+          <w:tcPr>
+            <w:tcW w:type="dxa" w:w="1530"/>
+          </w:tcPr>
+          <w:p>
+            <w:r>
+              <w:t>10C</w:t>
               <w:br/>
               <w:t>MATHS</w:t>
             </w:r>
@@ -340,7 +340,31 @@
           </w:tcPr>
           <w:p>
             <w:r>
-              <w:t>10C</w:t>
+              <w:t>8B</w:t>
+              <w:br/>
+              <w:t>MATHS</w:t>
+            </w:r>
+          </w:p>
+        </w:tc>
+        <w:tc>
+          <w:tcPr>
+            <w:tcW w:type="dxa" w:w="1530"/>
+          </w:tcPr>
+          <w:p>
+            <w:r>
+              <w:t>9E</w:t>
+              <w:br/>
+              <w:t>MATHS</w:t>
+            </w:r>
+          </w:p>
+        </w:tc>
+        <w:tc>
+          <w:tcPr>
+            <w:tcW w:type="dxa" w:w="1530"/>
+          </w:tcPr>
+          <w:p>
+            <w:r>
+              <w:t>8B</w:t>
               <w:br/>
               <w:t>MATHS</w:t>
             </w:r>
@@ -352,26 +376,6 @@
           </w:tcPr>
           <w:p>
             <w:r/>
-          </w:p>
-        </w:tc>
-        <w:tc>
-          <w:tcPr>
-            <w:tcW w:type="dxa" w:w="1530"/>
-          </w:tcPr>
-          <w:p>
-            <w:r/>
-          </w:p>
-        </w:tc>
-        <w:tc>
-          <w:tcPr>
-            <w:tcW w:type="dxa" w:w="1530"/>
-          </w:tcPr>
-          <w:p>
-            <w:r>
-              <w:t>10C</w:t>
-              <w:br/>
-              <w:t>MATHS</w:t>
-            </w:r>
           </w:p>
         </w:tc>
         <w:tc>
@@ -412,10 +416,18 @@
           </w:tcPr>
           <w:p>
             <w:r>
-              <w:t>9E</w:t>
+              <w:t>8B</w:t>
               <w:br/>
               <w:t>MATHS</w:t>
             </w:r>
+          </w:p>
+        </w:tc>
+        <w:tc>
+          <w:tcPr>
+            <w:tcW w:type="dxa" w:w="1530"/>
+          </w:tcPr>
+          <w:p>
+            <w:r/>
           </w:p>
         </w:tc>
         <w:tc>
@@ -444,18 +456,10 @@
           </w:tcPr>
           <w:p>
             <w:r>
-              <w:t>9E</w:t>
+              <w:t>10C</w:t>
               <w:br/>
               <w:t>MATHS</w:t>
             </w:r>
-          </w:p>
-        </w:tc>
-        <w:tc>
-          <w:tcPr>
-            <w:tcW w:type="dxa" w:w="1530"/>
-          </w:tcPr>
-          <w:p>
-            <w:r/>
           </w:p>
         </w:tc>
         <w:tc>
@@ -567,6 +571,26 @@
             <w:tcW w:type="dxa" w:w="1530"/>
           </w:tcPr>
           <w:p>
+            <w:r>
+              <w:t>9E</w:t>
+              <w:br/>
+              <w:t>MATHS</w:t>
+            </w:r>
+          </w:p>
+        </w:tc>
+        <w:tc>
+          <w:tcPr>
+            <w:tcW w:type="dxa" w:w="1530"/>
+          </w:tcPr>
+          <w:p>
+            <w:r/>
+          </w:p>
+        </w:tc>
+        <w:tc>
+          <w:tcPr>
+            <w:tcW w:type="dxa" w:w="1530"/>
+          </w:tcPr>
+          <w:p>
             <w:r/>
           </w:p>
         </w:tc>
@@ -587,35 +611,7 @@
             <w:tcW w:type="dxa" w:w="1530"/>
           </w:tcPr>
           <w:p>
-            <w:r>
-              <w:t>8B</w:t>
-              <w:br/>
-              <w:t>MATHS</w:t>
-            </w:r>
-          </w:p>
-        </w:tc>
-        <w:tc>
-          <w:tcPr>
-            <w:tcW w:type="dxa" w:w="1530"/>
-          </w:tcPr>
-          <w:p>
-            <w:r>
-              <w:t>9E</w:t>
-              <w:br/>
-              <w:t>MATHS</w:t>
-            </w:r>
-          </w:p>
-        </w:tc>
-        <w:tc>
-          <w:tcPr>
-            <w:tcW w:type="dxa" w:w="1530"/>
-          </w:tcPr>
-          <w:p>
-            <w:r>
-              <w:t>8B</w:t>
-              <w:br/>
-              <w:t>MATHS</w:t>
-            </w:r>
+            <w:r/>
           </w:p>
         </w:tc>
         <w:tc>
@@ -656,7 +652,7 @@
           </w:tcPr>
           <w:p>
             <w:r>
-              <w:t>10B</w:t>
+              <w:t>9E</w:t>
               <w:br/>
               <w:t>MATHS</w:t>
             </w:r>
@@ -679,16 +675,8 @@
             <w:tcW w:type="dxa" w:w="1530"/>
           </w:tcPr>
           <w:p>
-            <w:r/>
-          </w:p>
-        </w:tc>
-        <w:tc>
-          <w:tcPr>
-            <w:tcW w:type="dxa" w:w="1530"/>
-          </w:tcPr>
-          <w:p>
             <w:r>
-              <w:t>10C</w:t>
+              <w:t>10B</w:t>
               <w:br/>
               <w:t>MATHS</w:t>
             </w:r>
@@ -700,6 +688,18 @@
           </w:tcPr>
           <w:p>
             <w:r/>
+          </w:p>
+        </w:tc>
+        <w:tc>
+          <w:tcPr>
+            <w:tcW w:type="dxa" w:w="1530"/>
+          </w:tcPr>
+          <w:p>
+            <w:r>
+              <w:t>10B</w:t>
+              <w:br/>
+              <w:t>MATHS</w:t>
+            </w:r>
           </w:p>
         </w:tc>
         <w:tc>
@@ -739,6 +739,14 @@
             <w:tcW w:type="dxa" w:w="1530"/>
           </w:tcPr>
           <w:p>
+            <w:r/>
+          </w:p>
+        </w:tc>
+        <w:tc>
+          <w:tcPr>
+            <w:tcW w:type="dxa" w:w="1530"/>
+          </w:tcPr>
+          <w:p>
             <w:r>
               <w:t>10B</w:t>
               <w:br/>
@@ -751,16 +759,8 @@
             <w:tcW w:type="dxa" w:w="1530"/>
           </w:tcPr>
           <w:p>
-            <w:r/>
-          </w:p>
-        </w:tc>
-        <w:tc>
-          <w:tcPr>
-            <w:tcW w:type="dxa" w:w="1530"/>
-          </w:tcPr>
-          <w:p>
             <w:r>
-              <w:t>10C</w:t>
+              <w:t>8B</w:t>
               <w:br/>
               <w:t>MATHS</w:t>
             </w:r>
@@ -771,7 +771,11 @@
             <w:tcW w:type="dxa" w:w="1530"/>
           </w:tcPr>
           <w:p>
-            <w:r/>
+            <w:r>
+              <w:t>10B</w:t>
+              <w:br/>
+              <w:t>MATHS</w:t>
+            </w:r>
           </w:p>
         </w:tc>
         <w:tc>
@@ -818,18 +822,6 @@
           </w:tcPr>
           <w:p>
             <w:r>
-              <w:t>8B</w:t>
-              <w:br/>
-              <w:t>MATHS</w:t>
-            </w:r>
-          </w:p>
-        </w:tc>
-        <w:tc>
-          <w:tcPr>
-            <w:tcW w:type="dxa" w:w="1530"/>
-          </w:tcPr>
-          <w:p>
-            <w:r>
               <w:t>10B</w:t>
               <w:br/>
               <w:t>MATHS</w:t>
@@ -853,8 +845,16 @@
             <w:tcW w:type="dxa" w:w="1530"/>
           </w:tcPr>
           <w:p>
+            <w:r/>
+          </w:p>
+        </w:tc>
+        <w:tc>
+          <w:tcPr>
+            <w:tcW w:type="dxa" w:w="1530"/>
+          </w:tcPr>
+          <w:p>
             <w:r>
-              <w:t>8B</w:t>
+              <w:t>10C</w:t>
               <w:br/>
               <w:t>MATHS</w:t>
             </w:r>
